--- a/Phase3_TVM/Phase3.docx
+++ b/Phase3_TVM/Phase3.docx
@@ -29581,24 +29581,14 @@
       <w:r>
         <w:t>.</w:t>
       </w:r>
-      <w:r>
-        <w:fldChar w:fldCharType="begin"/>
-      </w:r>
-      <w:r>
-        <w:instrText xml:space="preserve"> SEQ Figure \* ARABIC \s 1 </w:instrText>
-      </w:r>
-      <w:r>
-        <w:fldChar w:fldCharType="separate"/>
-      </w:r>
-      <w:r>
-        <w:rPr>
-          <w:noProof/>
-        </w:rPr>
-        <w:t>1</w:t>
-      </w:r>
-      <w:r>
-        <w:fldChar w:fldCharType="end"/>
-      </w:r>
+      <w:fldSimple w:instr=" SEQ Figure \* ARABIC \s 1 ">
+        <w:r>
+          <w:rPr>
+            <w:noProof/>
+          </w:rPr>
+          <w:t>1</w:t>
+        </w:r>
+      </w:fldSimple>
       <w:r>
         <w:t>: S0</w:t>
       </w:r>
@@ -29690,24 +29680,14 @@
       <w:r>
         <w:t>.</w:t>
       </w:r>
-      <w:r>
-        <w:fldChar w:fldCharType="begin"/>
-      </w:r>
-      <w:r>
-        <w:instrText xml:space="preserve"> SEQ Figure \* ARABIC \s 1 </w:instrText>
-      </w:r>
-      <w:r>
-        <w:fldChar w:fldCharType="separate"/>
-      </w:r>
-      <w:r>
-        <w:rPr>
-          <w:noProof/>
-        </w:rPr>
-        <w:t>2</w:t>
-      </w:r>
-      <w:r>
-        <w:fldChar w:fldCharType="end"/>
-      </w:r>
+      <w:fldSimple w:instr=" SEQ Figure \* ARABIC \s 1 ">
+        <w:r>
+          <w:rPr>
+            <w:noProof/>
+          </w:rPr>
+          <w:t>2</w:t>
+        </w:r>
+      </w:fldSimple>
       <w:r>
         <w:t>: S0</w:t>
       </w:r>
@@ -29797,24 +29777,14 @@
       <w:r>
         <w:t>.</w:t>
       </w:r>
-      <w:r>
-        <w:fldChar w:fldCharType="begin"/>
-      </w:r>
-      <w:r>
-        <w:instrText xml:space="preserve"> SEQ Figure \* ARABIC \s 1 </w:instrText>
-      </w:r>
-      <w:r>
-        <w:fldChar w:fldCharType="separate"/>
-      </w:r>
-      <w:r>
-        <w:rPr>
-          <w:noProof/>
-        </w:rPr>
-        <w:t>3</w:t>
-      </w:r>
-      <w:r>
-        <w:fldChar w:fldCharType="end"/>
-      </w:r>
+      <w:fldSimple w:instr=" SEQ Figure \* ARABIC \s 1 ">
+        <w:r>
+          <w:rPr>
+            <w:noProof/>
+          </w:rPr>
+          <w:t>3</w:t>
+        </w:r>
+      </w:fldSimple>
       <w:r>
         <w:t>: S0</w:t>
       </w:r>
@@ -29912,24 +29882,14 @@
       <w:r>
         <w:t>.</w:t>
       </w:r>
-      <w:r>
-        <w:fldChar w:fldCharType="begin"/>
-      </w:r>
-      <w:r>
-        <w:instrText xml:space="preserve"> SEQ Figure \* ARABIC \s 1 </w:instrText>
-      </w:r>
-      <w:r>
-        <w:fldChar w:fldCharType="separate"/>
-      </w:r>
-      <w:r>
-        <w:rPr>
-          <w:noProof/>
-        </w:rPr>
-        <w:t>4</w:t>
-      </w:r>
-      <w:r>
-        <w:fldChar w:fldCharType="end"/>
-      </w:r>
+      <w:fldSimple w:instr=" SEQ Figure \* ARABIC \s 1 ">
+        <w:r>
+          <w:rPr>
+            <w:noProof/>
+          </w:rPr>
+          <w:t>4</w:t>
+        </w:r>
+      </w:fldSimple>
       <w:r>
         <w:t>: S0</w:t>
       </w:r>
@@ -30022,24 +29982,14 @@
       <w:r>
         <w:t>.</w:t>
       </w:r>
-      <w:r>
-        <w:fldChar w:fldCharType="begin"/>
-      </w:r>
-      <w:r>
-        <w:instrText xml:space="preserve"> SEQ Figure \* ARABIC \s 1 </w:instrText>
-      </w:r>
-      <w:r>
-        <w:fldChar w:fldCharType="separate"/>
-      </w:r>
-      <w:r>
-        <w:rPr>
-          <w:noProof/>
-        </w:rPr>
-        <w:t>5</w:t>
-      </w:r>
-      <w:r>
-        <w:fldChar w:fldCharType="end"/>
-      </w:r>
+      <w:fldSimple w:instr=" SEQ Figure \* ARABIC \s 1 ">
+        <w:r>
+          <w:rPr>
+            <w:noProof/>
+          </w:rPr>
+          <w:t>5</w:t>
+        </w:r>
+      </w:fldSimple>
       <w:r>
         <w:t>: S0</w:t>
       </w:r>
@@ -30131,24 +30081,14 @@
       <w:r>
         <w:t>.</w:t>
       </w:r>
-      <w:r>
-        <w:fldChar w:fldCharType="begin"/>
-      </w:r>
-      <w:r>
-        <w:instrText xml:space="preserve"> SEQ Figure \* ARABIC \s 1 </w:instrText>
-      </w:r>
-      <w:r>
-        <w:fldChar w:fldCharType="separate"/>
-      </w:r>
-      <w:r>
-        <w:rPr>
-          <w:noProof/>
-        </w:rPr>
-        <w:t>6</w:t>
-      </w:r>
-      <w:r>
-        <w:fldChar w:fldCharType="end"/>
-      </w:r>
+      <w:fldSimple w:instr=" SEQ Figure \* ARABIC \s 1 ">
+        <w:r>
+          <w:rPr>
+            <w:noProof/>
+          </w:rPr>
+          <w:t>6</w:t>
+        </w:r>
+      </w:fldSimple>
       <w:r>
         <w:t>: S0</w:t>
       </w:r>
@@ -30241,24 +30181,14 @@
       <w:r>
         <w:t>.</w:t>
       </w:r>
-      <w:r>
-        <w:fldChar w:fldCharType="begin"/>
-      </w:r>
-      <w:r>
-        <w:instrText xml:space="preserve"> SEQ Figure \* ARABIC \s 1 </w:instrText>
-      </w:r>
-      <w:r>
-        <w:fldChar w:fldCharType="separate"/>
-      </w:r>
-      <w:r>
-        <w:rPr>
-          <w:noProof/>
-        </w:rPr>
-        <w:t>7</w:t>
-      </w:r>
-      <w:r>
-        <w:fldChar w:fldCharType="end"/>
-      </w:r>
+      <w:fldSimple w:instr=" SEQ Figure \* ARABIC \s 1 ">
+        <w:r>
+          <w:rPr>
+            <w:noProof/>
+          </w:rPr>
+          <w:t>7</w:t>
+        </w:r>
+      </w:fldSimple>
       <w:r>
         <w:t>: S0</w:t>
       </w:r>
@@ -30356,24 +30286,14 @@
       <w:r>
         <w:t>.</w:t>
       </w:r>
-      <w:r>
-        <w:fldChar w:fldCharType="begin"/>
-      </w:r>
-      <w:r>
-        <w:instrText xml:space="preserve"> SEQ Figure \* ARABIC \s 1 </w:instrText>
-      </w:r>
-      <w:r>
-        <w:fldChar w:fldCharType="separate"/>
-      </w:r>
-      <w:r>
-        <w:rPr>
-          <w:noProof/>
-        </w:rPr>
-        <w:t>8</w:t>
-      </w:r>
-      <w:r>
-        <w:fldChar w:fldCharType="end"/>
-      </w:r>
+      <w:fldSimple w:instr=" SEQ Figure \* ARABIC \s 1 ">
+        <w:r>
+          <w:rPr>
+            <w:noProof/>
+          </w:rPr>
+          <w:t>8</w:t>
+        </w:r>
+      </w:fldSimple>
       <w:r>
         <w:t>: S08</w:t>
       </w:r>
@@ -30460,24 +30380,14 @@
       <w:r>
         <w:t>.</w:t>
       </w:r>
-      <w:r>
-        <w:fldChar w:fldCharType="begin"/>
-      </w:r>
-      <w:r>
-        <w:instrText xml:space="preserve"> SEQ Figure \* ARABIC \s 1 </w:instrText>
-      </w:r>
-      <w:r>
-        <w:fldChar w:fldCharType="separate"/>
-      </w:r>
-      <w:r>
-        <w:rPr>
-          <w:noProof/>
-        </w:rPr>
-        <w:t>9</w:t>
-      </w:r>
-      <w:r>
-        <w:fldChar w:fldCharType="end"/>
-      </w:r>
+      <w:fldSimple w:instr=" SEQ Figure \* ARABIC \s 1 ">
+        <w:r>
+          <w:rPr>
+            <w:noProof/>
+          </w:rPr>
+          <w:t>9</w:t>
+        </w:r>
+      </w:fldSimple>
       <w:r>
         <w:t>: S09</w:t>
       </w:r>
@@ -30563,24 +30473,14 @@
       <w:r>
         <w:t>.</w:t>
       </w:r>
-      <w:r>
-        <w:fldChar w:fldCharType="begin"/>
-      </w:r>
-      <w:r>
-        <w:instrText xml:space="preserve"> SEQ Figure \* ARABIC \s 1 </w:instrText>
-      </w:r>
-      <w:r>
-        <w:fldChar w:fldCharType="separate"/>
-      </w:r>
-      <w:r>
-        <w:rPr>
-          <w:noProof/>
-        </w:rPr>
-        <w:t>10</w:t>
-      </w:r>
-      <w:r>
-        <w:fldChar w:fldCharType="end"/>
-      </w:r>
+      <w:fldSimple w:instr=" SEQ Figure \* ARABIC \s 1 ">
+        <w:r>
+          <w:rPr>
+            <w:noProof/>
+          </w:rPr>
+          <w:t>10</w:t>
+        </w:r>
+      </w:fldSimple>
       <w:r>
         <w:t>: S1</w:t>
       </w:r>
@@ -30673,24 +30573,14 @@
       <w:r>
         <w:t>.</w:t>
       </w:r>
-      <w:r>
-        <w:fldChar w:fldCharType="begin"/>
-      </w:r>
-      <w:r>
-        <w:instrText xml:space="preserve"> SEQ Figure \* ARABIC \s 1 </w:instrText>
-      </w:r>
-      <w:r>
-        <w:fldChar w:fldCharType="separate"/>
-      </w:r>
-      <w:r>
-        <w:rPr>
-          <w:noProof/>
-        </w:rPr>
-        <w:t>11</w:t>
-      </w:r>
-      <w:r>
-        <w:fldChar w:fldCharType="end"/>
-      </w:r>
+      <w:fldSimple w:instr=" SEQ Figure \* ARABIC \s 1 ">
+        <w:r>
+          <w:rPr>
+            <w:noProof/>
+          </w:rPr>
+          <w:t>11</w:t>
+        </w:r>
+      </w:fldSimple>
       <w:r>
         <w:t>: S</w:t>
       </w:r>
@@ -30782,24 +30672,14 @@
       <w:r>
         <w:t>.</w:t>
       </w:r>
-      <w:r>
-        <w:fldChar w:fldCharType="begin"/>
-      </w:r>
-      <w:r>
-        <w:instrText xml:space="preserve"> SEQ Figure \* ARABIC \s 1 </w:instrText>
-      </w:r>
-      <w:r>
-        <w:fldChar w:fldCharType="separate"/>
-      </w:r>
-      <w:r>
-        <w:rPr>
-          <w:noProof/>
-        </w:rPr>
-        <w:t>12</w:t>
-      </w:r>
-      <w:r>
-        <w:fldChar w:fldCharType="end"/>
-      </w:r>
+      <w:fldSimple w:instr=" SEQ Figure \* ARABIC \s 1 ">
+        <w:r>
+          <w:rPr>
+            <w:noProof/>
+          </w:rPr>
+          <w:t>12</w:t>
+        </w:r>
+      </w:fldSimple>
       <w:r>
         <w:t>: S1</w:t>
       </w:r>
@@ -30892,24 +30772,14 @@
       <w:r>
         <w:t>.</w:t>
       </w:r>
-      <w:r>
-        <w:fldChar w:fldCharType="begin"/>
-      </w:r>
-      <w:r>
-        <w:instrText xml:space="preserve"> SEQ Figure \* ARABIC \s 1 </w:instrText>
-      </w:r>
-      <w:r>
-        <w:fldChar w:fldCharType="separate"/>
-      </w:r>
-      <w:r>
-        <w:rPr>
-          <w:noProof/>
-        </w:rPr>
-        <w:t>13</w:t>
-      </w:r>
-      <w:r>
-        <w:fldChar w:fldCharType="end"/>
-      </w:r>
+      <w:fldSimple w:instr=" SEQ Figure \* ARABIC \s 1 ">
+        <w:r>
+          <w:rPr>
+            <w:noProof/>
+          </w:rPr>
+          <w:t>13</w:t>
+        </w:r>
+      </w:fldSimple>
       <w:r>
         <w:t>: S</w:t>
       </w:r>
@@ -30998,29 +30868,17 @@
         </w:rPr>
         <w:t>1</w:t>
       </w:r>
-      <w:bookmarkStart w:id="27" w:name="_GoBack"/>
-      <w:bookmarkEnd w:id="27"/>
       <w:r>
         <w:t>.</w:t>
       </w:r>
-      <w:r>
-        <w:fldChar w:fldCharType="begin"/>
-      </w:r>
-      <w:r>
-        <w:instrText xml:space="preserve"> SEQ Figure \* ARABIC \s 1 </w:instrText>
-      </w:r>
-      <w:r>
-        <w:fldChar w:fldCharType="separate"/>
-      </w:r>
-      <w:r>
-        <w:rPr>
-          <w:noProof/>
-        </w:rPr>
-        <w:t>14</w:t>
-      </w:r>
-      <w:r>
-        <w:fldChar w:fldCharType="end"/>
-      </w:r>
+      <w:fldSimple w:instr=" SEQ Figure \* ARABIC \s 1 ">
+        <w:r>
+          <w:rPr>
+            <w:noProof/>
+          </w:rPr>
+          <w:t>14</w:t>
+        </w:r>
+      </w:fldSimple>
       <w:r>
         <w:t>: S</w:t>
       </w:r>
@@ -31049,11 +30907,11 @@
         <w:pStyle w:val="Heading3"/>
         <w:keepNext/>
       </w:pPr>
-      <w:bookmarkStart w:id="28" w:name="_Toc243431565"/>
+      <w:bookmarkStart w:id="27" w:name="_Toc243431565"/>
       <w:r>
         <w:t>4.2.1 Architecture Diagram</w:t>
       </w:r>
-      <w:bookmarkEnd w:id="28"/>
+      <w:bookmarkEnd w:id="27"/>
     </w:p>
     <w:p>
       <w:pPr>
@@ -31099,10 +30957,10 @@
         </w:rPr>
         <w:lastRenderedPageBreak/>
         <w:drawing>
-          <wp:inline distT="0" distB="0" distL="0" distR="0" wp14:anchorId="66980B39" wp14:editId="229F4467">
+          <wp:inline distT="0" distB="0" distL="0" distR="0" wp14:anchorId="646FBE08" wp14:editId="20243277">
             <wp:extent cx="5943600" cy="3896360"/>
             <wp:effectExtent l="0" t="0" r="0" b="8890"/>
-            <wp:docPr id="20" name="Picture 20"/>
+            <wp:docPr id="2" name="Picture 2"/>
             <wp:cNvGraphicFramePr>
               <a:graphicFrameLocks xmlns:a="http://schemas.openxmlformats.org/drawingml/2006/main" noChangeAspect="1"/>
             </wp:cNvGraphicFramePr>
@@ -31110,7 +30968,7 @@
               <a:graphicData uri="http://schemas.openxmlformats.org/drawingml/2006/picture">
                 <pic:pic xmlns:pic="http://schemas.openxmlformats.org/drawingml/2006/picture">
                   <pic:nvPicPr>
-                    <pic:cNvPr id="20" name="Fig_4_2_1_Architecture_Diagram.png"/>
+                    <pic:cNvPr id="2" name="Fig_4_2_1_Architecture_Diagram.png"/>
                     <pic:cNvPicPr/>
                   </pic:nvPicPr>
                   <pic:blipFill>
@@ -31248,11 +31106,11 @@
         <w:pStyle w:val="Heading3"/>
         <w:keepNext/>
       </w:pPr>
-      <w:bookmarkStart w:id="29" w:name="_Toc243431566"/>
+      <w:bookmarkStart w:id="28" w:name="_Toc243431566"/>
       <w:r>
         <w:t>4.2.2 Deployment Diagram</w:t>
       </w:r>
-      <w:bookmarkEnd w:id="29"/>
+      <w:bookmarkEnd w:id="28"/>
     </w:p>
     <w:p>
       <w:pPr>
@@ -31298,10 +31156,10 @@
         </w:rPr>
         <w:lastRenderedPageBreak/>
         <w:drawing>
-          <wp:inline distT="0" distB="0" distL="0" distR="0" wp14:anchorId="4F0073B7" wp14:editId="376C3D12">
+          <wp:inline distT="0" distB="0" distL="0" distR="0" wp14:anchorId="0D8FAFB0" wp14:editId="1A1304AA">
             <wp:extent cx="5943600" cy="3915410"/>
             <wp:effectExtent l="0" t="0" r="0" b="8890"/>
-            <wp:docPr id="21" name="Picture 21"/>
+            <wp:docPr id="1" name="Picture 1"/>
             <wp:cNvGraphicFramePr>
               <a:graphicFrameLocks xmlns:a="http://schemas.openxmlformats.org/drawingml/2006/main" noChangeAspect="1"/>
             </wp:cNvGraphicFramePr>
@@ -31309,7 +31167,7 @@
               <a:graphicData uri="http://schemas.openxmlformats.org/drawingml/2006/picture">
                 <pic:pic xmlns:pic="http://schemas.openxmlformats.org/drawingml/2006/picture">
                   <pic:nvPicPr>
-                    <pic:cNvPr id="21" name="Fig_4_2_2_Deployment_Diagram.png"/>
+                    <pic:cNvPr id="1" name="Fig_4_2_2_Deployment_Diagram.png"/>
                     <pic:cNvPicPr/>
                   </pic:nvPicPr>
                   <pic:blipFill>
@@ -31552,7 +31410,22 @@
                 <w:sz w:val="19"/>
                 <w:szCs w:val="19"/>
               </w:rPr>
-              <w:t>Kiosk computer at the station running the TVM application (TVMScreen, TVMController, TicketPrinter). Includes the staff-only maintenance screens (S13, S14) for on-site service (UC10).</w:t>
+              <w:t>Kiosk computer at the station running the TVM application (TVMScreen, TVMController, TicketPrinter</w:t>
+            </w:r>
+            <w:r>
+              <w:rPr>
+                <w:sz w:val="19"/>
+                <w:szCs w:val="19"/>
+                <w:lang w:val="en-US"/>
+              </w:rPr>
+              <w:t>, and Domain model</w:t>
+            </w:r>
+            <w:r>
+              <w:rPr>
+                <w:sz w:val="19"/>
+                <w:szCs w:val="19"/>
+              </w:rPr>
+              <w:t>). Includes the staff-only maintenance screens (S13, S14) for on-site service (UC10).</w:t>
             </w:r>
           </w:p>
         </w:tc>
@@ -31935,7 +31808,76 @@
                 <w:sz w:val="19"/>
                 <w:szCs w:val="19"/>
               </w:rPr>
-              <w:t>Hosts PaymentService and TransactionRepository (Web API, C#); receives provider callbacks, verifies the signature, reconciles status, records transactions</w:t>
+              <w:t>Hosts PaymentService</w:t>
+            </w:r>
+            <w:r>
+              <w:rPr>
+                <w:sz w:val="19"/>
+                <w:szCs w:val="19"/>
+                <w:lang w:val="en-US"/>
+              </w:rPr>
+              <w:t>,</w:t>
+            </w:r>
+            <w:r>
+              <w:rPr>
+                <w:sz w:val="19"/>
+                <w:szCs w:val="19"/>
+              </w:rPr>
+              <w:t xml:space="preserve"> and </w:t>
+            </w:r>
+            <w:r>
+              <w:rPr>
+                <w:sz w:val="19"/>
+                <w:szCs w:val="19"/>
+                <w:lang w:val="en-US"/>
+              </w:rPr>
+              <w:t xml:space="preserve">PaymentGateway (adapter), </w:t>
+            </w:r>
+            <w:bookmarkStart w:id="29" w:name="_GoBack"/>
+            <w:bookmarkEnd w:id="29"/>
+            <w:r>
+              <w:rPr>
+                <w:sz w:val="19"/>
+                <w:szCs w:val="19"/>
+              </w:rPr>
+              <w:t>TransactionRepository</w:t>
+            </w:r>
+            <w:r>
+              <w:rPr>
+                <w:sz w:val="19"/>
+                <w:szCs w:val="19"/>
+                <w:lang w:val="en-US"/>
+              </w:rPr>
+              <w:t>,</w:t>
+            </w:r>
+            <w:r>
+              <w:rPr>
+                <w:sz w:val="19"/>
+                <w:szCs w:val="19"/>
+              </w:rPr>
+              <w:t xml:space="preserve"> </w:t>
+            </w:r>
+            <w:r>
+              <w:rPr>
+                <w:sz w:val="19"/>
+                <w:szCs w:val="19"/>
+                <w:lang w:val="en-US"/>
+              </w:rPr>
+              <w:t>and the Domain model</w:t>
+            </w:r>
+            <w:r>
+              <w:rPr>
+                <w:sz w:val="19"/>
+                <w:szCs w:val="19"/>
+              </w:rPr>
+              <w:t xml:space="preserve"> </w:t>
+            </w:r>
+            <w:r>
+              <w:rPr>
+                <w:sz w:val="19"/>
+                <w:szCs w:val="19"/>
+              </w:rPr>
+              <w:t>(Web API, C#); receives provider callbacks, verifies the signature, reconciles status, records transactions</w:t>
             </w:r>
           </w:p>
         </w:tc>
@@ -32006,6 +31948,7 @@
                 <w:sz w:val="19"/>
                 <w:szCs w:val="19"/>
               </w:rPr>
+              <w:lastRenderedPageBreak/>
               <w:t>Database server (MSSQL)</w:t>
             </w:r>
           </w:p>
@@ -32110,7 +32053,6 @@
                 <w:sz w:val="19"/>
                 <w:szCs w:val="19"/>
               </w:rPr>
-              <w:lastRenderedPageBreak/>
               <w:t>Payment gateway API: card (Card Payment Gateway)</w:t>
             </w:r>
           </w:p>
@@ -38546,10 +38488,10 @@
           <w:lang w:val="en-US" w:eastAsia="en-US"/>
         </w:rPr>
         <w:drawing>
-          <wp:inline distT="0" distB="0" distL="0" distR="0" wp14:anchorId="065FAD4A" wp14:editId="7524C97C">
+          <wp:inline distT="0" distB="0" distL="0" distR="0" wp14:anchorId="7F5B92E5" wp14:editId="0192B74B">
             <wp:extent cx="5943600" cy="3896360"/>
             <wp:effectExtent l="0" t="0" r="0" b="8890"/>
-            <wp:docPr id="17" name="Picture 17"/>
+            <wp:docPr id="19" name="Picture 19"/>
             <wp:cNvGraphicFramePr>
               <a:graphicFrameLocks xmlns:a="http://schemas.openxmlformats.org/drawingml/2006/main" noChangeAspect="1"/>
             </wp:cNvGraphicFramePr>
@@ -38557,7 +38499,7 @@
               <a:graphicData uri="http://schemas.openxmlformats.org/drawingml/2006/picture">
                 <pic:pic xmlns:pic="http://schemas.openxmlformats.org/drawingml/2006/picture">
                   <pic:nvPicPr>
-                    <pic:cNvPr id="17" name="Fig_4_2_1_Architecture_Diagram.png"/>
+                    <pic:cNvPr id="19" name="Fig_4_2_1_Architecture_Diagram.png"/>
                     <pic:cNvPicPr/>
                   </pic:nvPicPr>
                   <pic:blipFill>
@@ -38624,10 +38566,10 @@
         </w:rPr>
         <w:lastRenderedPageBreak/>
         <w:drawing>
-          <wp:inline distT="0" distB="0" distL="0" distR="0" wp14:anchorId="7B195A7B" wp14:editId="28BA9F7C">
+          <wp:inline distT="0" distB="0" distL="0" distR="0" wp14:anchorId="4C4EC41E" wp14:editId="78606B50">
             <wp:extent cx="5943600" cy="3915410"/>
             <wp:effectExtent l="0" t="0" r="0" b="8890"/>
-            <wp:docPr id="18" name="Picture 18"/>
+            <wp:docPr id="22" name="Picture 22"/>
             <wp:cNvGraphicFramePr>
               <a:graphicFrameLocks xmlns:a="http://schemas.openxmlformats.org/drawingml/2006/main" noChangeAspect="1"/>
             </wp:cNvGraphicFramePr>
@@ -38635,7 +38577,7 @@
               <a:graphicData uri="http://schemas.openxmlformats.org/drawingml/2006/picture">
                 <pic:pic xmlns:pic="http://schemas.openxmlformats.org/drawingml/2006/picture">
                   <pic:nvPicPr>
-                    <pic:cNvPr id="18" name="Fig_4_2_2_Deployment_Diagram.png"/>
+                    <pic:cNvPr id="22" name="Fig_4_2_2_Deployment_Diagram.png"/>
                     <pic:cNvPicPr/>
                   </pic:nvPicPr>
                   <pic:blipFill>
@@ -38741,7 +38683,7 @@
         <w:sz w:val="17"/>
         <w:szCs w:val="17"/>
       </w:rPr>
-      <w:t>36</w:t>
+      <w:t>38</w:t>
     </w:r>
     <w:r>
       <w:rPr>
